--- a/examples/transf/doc/64-feature-selection-fss.docx
+++ b/examples/transf/doc/64-feature-selection-fss.docx
@@ -102,33 +102,30 @@
       </w:pPr>
       <w:r>
         <w:rPr>
-          <w:rStyle w:val="NormalTok"/>
-        </w:rPr>
-        <w:t xml:space="preserve">iris </w:t>
-      </w:r>
-      <w:r>
-        <w:rPr>
-          <w:rStyle w:val="OtherTok"/>
-        </w:rPr>
-        <w:t xml:space="preserve">&lt;-</w:t>
-      </w:r>
-      <w:r>
-        <w:rPr>
-          <w:rStyle w:val="NormalTok"/>
-        </w:rPr>
-        <w:t xml:space="preserve"> datasets</w:t>
-      </w:r>
-      <w:r>
-        <w:rPr>
-          <w:rStyle w:val="SpecialCharTok"/>
-        </w:rPr>
-        <w:t xml:space="preserve">::</w:t>
-      </w:r>
-      <w:r>
-        <w:rPr>
-          <w:rStyle w:val="NormalTok"/>
-        </w:rPr>
-        <w:t xml:space="preserve">iris</w:t>
+          <w:rStyle w:val="FunctionTok"/>
+        </w:rPr>
+        <w:t xml:space="preserve">data</w:t>
+      </w:r>
+      <w:r>
+        <w:rPr>
+          <w:rStyle w:val="NormalTok"/>
+        </w:rPr>
+        <w:t xml:space="preserve">(Boston)</w:t>
+      </w:r>
+      <w:r>
+        <w:br/>
+      </w:r>
+      <w:r>
+        <w:rPr>
+          <w:rStyle w:val="FunctionTok"/>
+        </w:rPr>
+        <w:t xml:space="preserve">head</w:t>
+      </w:r>
+      <w:r>
+        <w:rPr>
+          <w:rStyle w:val="NormalTok"/>
+        </w:rPr>
+        <w:t xml:space="preserve">(Boston)</w:t>
       </w:r>
     </w:p>
     <w:p>
@@ -137,291 +134,63 @@
       </w:pPr>
       <w:r>
         <w:rPr>
-          <w:rStyle w:val="ControlFlowTok"/>
-        </w:rPr>
-        <w:t xml:space="preserve">if</w:t>
-      </w:r>
-      <w:r>
-        <w:rPr>
-          <w:rStyle w:val="NormalTok"/>
-        </w:rPr>
-        <w:t xml:space="preserve"> (</w:t>
-      </w:r>
-      <w:r>
-        <w:rPr>
-          <w:rStyle w:val="FunctionTok"/>
-        </w:rPr>
-        <w:t xml:space="preserve">requireNamespace</w:t>
-      </w:r>
-      <w:r>
-        <w:rPr>
-          <w:rStyle w:val="NormalTok"/>
-        </w:rPr>
-        <w:t xml:space="preserve">(</w:t>
-      </w:r>
-      <w:r>
-        <w:rPr>
-          <w:rStyle w:val="StringTok"/>
-        </w:rPr>
-        <w:t xml:space="preserve">"leaps"</w:t>
-      </w:r>
-      <w:r>
-        <w:rPr>
-          <w:rStyle w:val="NormalTok"/>
-        </w:rPr>
-        <w:t xml:space="preserve">, </w:t>
-      </w:r>
-      <w:r>
-        <w:rPr>
-          <w:rStyle w:val="AttributeTok"/>
-        </w:rPr>
-        <w:t xml:space="preserve">quietly =</w:t>
-      </w:r>
-      <w:r>
-        <w:rPr>
-          <w:rStyle w:val="NormalTok"/>
-        </w:rPr>
-        <w:t xml:space="preserve"> </w:t>
-      </w:r>
-      <w:r>
-        <w:rPr>
-          <w:rStyle w:val="ConstantTok"/>
-        </w:rPr>
-        <w:t xml:space="preserve">TRUE</w:t>
-      </w:r>
-      <w:r>
-        <w:rPr>
-          <w:rStyle w:val="NormalTok"/>
-        </w:rPr>
-        <w:t xml:space="preserve">)) {</w:t>
-      </w:r>
-      <w:r>
-        <w:br/>
-      </w:r>
-      <w:r>
-        <w:rPr>
-          <w:rStyle w:val="NormalTok"/>
-        </w:rPr>
-        <w:t xml:space="preserve">  fs </w:t>
-      </w:r>
-      <w:r>
-        <w:rPr>
-          <w:rStyle w:val="OtherTok"/>
-        </w:rPr>
-        <w:t xml:space="preserve">&lt;-</w:t>
-      </w:r>
-      <w:r>
-        <w:rPr>
-          <w:rStyle w:val="NormalTok"/>
-        </w:rPr>
-        <w:t xml:space="preserve"> </w:t>
-      </w:r>
-      <w:r>
-        <w:rPr>
-          <w:rStyle w:val="FunctionTok"/>
-        </w:rPr>
-        <w:t xml:space="preserve">feature_selection_fss</w:t>
-      </w:r>
-      <w:r>
-        <w:rPr>
-          <w:rStyle w:val="NormalTok"/>
-        </w:rPr>
-        <w:t xml:space="preserve">(</w:t>
-      </w:r>
-      <w:r>
-        <w:rPr>
-          <w:rStyle w:val="StringTok"/>
-        </w:rPr>
-        <w:t xml:space="preserve">"Sepal.Length"</w:t>
-      </w:r>
-      <w:r>
-        <w:rPr>
-          <w:rStyle w:val="NormalTok"/>
-        </w:rPr>
-        <w:t xml:space="preserve">)</w:t>
-      </w:r>
-      <w:r>
-        <w:br/>
-      </w:r>
-      <w:r>
-        <w:rPr>
-          <w:rStyle w:val="FunctionTok"/>
-        </w:rPr>
-        <w:t xml:space="preserve">set_example_seed</w:t>
-      </w:r>
-      <w:r>
-        <w:rPr>
-          <w:rStyle w:val="NormalTok"/>
-        </w:rPr>
-        <w:t xml:space="preserve">()</w:t>
-      </w:r>
-      <w:r>
-        <w:br/>
-      </w:r>
-      <w:r>
-        <w:rPr>
-          <w:rStyle w:val="NormalTok"/>
-        </w:rPr>
-        <w:t xml:space="preserve">  fs </w:t>
-      </w:r>
-      <w:r>
-        <w:rPr>
-          <w:rStyle w:val="OtherTok"/>
-        </w:rPr>
-        <w:t xml:space="preserve">&lt;-</w:t>
-      </w:r>
-      <w:r>
-        <w:rPr>
-          <w:rStyle w:val="NormalTok"/>
-        </w:rPr>
-        <w:t xml:space="preserve"> </w:t>
-      </w:r>
-      <w:r>
-        <w:rPr>
-          <w:rStyle w:val="FunctionTok"/>
-        </w:rPr>
-        <w:t xml:space="preserve">fit</w:t>
-      </w:r>
-      <w:r>
-        <w:rPr>
-          <w:rStyle w:val="NormalTok"/>
-        </w:rPr>
-        <w:t xml:space="preserve">(fs, iris)</w:t>
-      </w:r>
-      <w:r>
-        <w:br/>
-      </w:r>
-      <w:r>
-        <w:br/>
-      </w:r>
-      <w:r>
-        <w:rPr>
-          <w:rStyle w:val="NormalTok"/>
-        </w:rPr>
-        <w:t xml:space="preserve">  </w:t>
-      </w:r>
-      <w:r>
-        <w:rPr>
-          <w:rStyle w:val="FunctionTok"/>
-        </w:rPr>
-        <w:t xml:space="preserve">print</w:t>
-      </w:r>
-      <w:r>
-        <w:rPr>
-          <w:rStyle w:val="NormalTok"/>
-        </w:rPr>
-        <w:t xml:space="preserve">(fs</w:t>
-      </w:r>
-      <w:r>
-        <w:rPr>
-          <w:rStyle w:val="SpecialCharTok"/>
-        </w:rPr>
-        <w:t xml:space="preserve">$</w:t>
-      </w:r>
-      <w:r>
-        <w:rPr>
-          <w:rStyle w:val="NormalTok"/>
-        </w:rPr>
-        <w:t xml:space="preserve">selected)</w:t>
-      </w:r>
-      <w:r>
-        <w:br/>
-      </w:r>
-      <w:r>
-        <w:rPr>
-          <w:rStyle w:val="NormalTok"/>
-        </w:rPr>
-        <w:t xml:space="preserve">  </w:t>
-      </w:r>
-      <w:r>
-        <w:rPr>
-          <w:rStyle w:val="FunctionTok"/>
-        </w:rPr>
-        <w:t xml:space="preserve">print</w:t>
-      </w:r>
-      <w:r>
-        <w:rPr>
-          <w:rStyle w:val="NormalTok"/>
-        </w:rPr>
-        <w:t xml:space="preserve">(fs</w:t>
-      </w:r>
-      <w:r>
-        <w:rPr>
-          <w:rStyle w:val="SpecialCharTok"/>
-        </w:rPr>
-        <w:t xml:space="preserve">$</w:t>
-      </w:r>
-      <w:r>
-        <w:rPr>
-          <w:rStyle w:val="NormalTok"/>
-        </w:rPr>
-        <w:t xml:space="preserve">ranking)</w:t>
-      </w:r>
-      <w:r>
-        <w:br/>
-      </w:r>
-      <w:r>
-        <w:br/>
-      </w:r>
-      <w:r>
-        <w:rPr>
-          <w:rStyle w:val="NormalTok"/>
-        </w:rPr>
-        <w:t xml:space="preserve">  iris_fs </w:t>
-      </w:r>
-      <w:r>
-        <w:rPr>
-          <w:rStyle w:val="OtherTok"/>
-        </w:rPr>
-        <w:t xml:space="preserve">&lt;-</w:t>
-      </w:r>
-      <w:r>
-        <w:rPr>
-          <w:rStyle w:val="NormalTok"/>
-        </w:rPr>
-        <w:t xml:space="preserve"> </w:t>
-      </w:r>
-      <w:r>
-        <w:rPr>
-          <w:rStyle w:val="FunctionTok"/>
-        </w:rPr>
-        <w:t xml:space="preserve">transform</w:t>
-      </w:r>
-      <w:r>
-        <w:rPr>
-          <w:rStyle w:val="NormalTok"/>
-        </w:rPr>
-        <w:t xml:space="preserve">(fs, iris)</w:t>
-      </w:r>
-      <w:r>
-        <w:br/>
-      </w:r>
-      <w:r>
-        <w:rPr>
-          <w:rStyle w:val="NormalTok"/>
-        </w:rPr>
-        <w:t xml:space="preserve">  </w:t>
-      </w:r>
-      <w:r>
-        <w:rPr>
-          <w:rStyle w:val="FunctionTok"/>
-        </w:rPr>
-        <w:t xml:space="preserve">head</w:t>
-      </w:r>
-      <w:r>
-        <w:rPr>
-          <w:rStyle w:val="NormalTok"/>
-        </w:rPr>
-        <w:t xml:space="preserve">(iris_fs)</w:t>
-      </w:r>
-      <w:r>
-        <w:br/>
-      </w:r>
-      <w:r>
-        <w:rPr>
-          <w:rStyle w:val="NormalTok"/>
-        </w:rPr>
-        <w:t xml:space="preserve">}</w:t>
+          <w:rStyle w:val="VerbatimChar"/>
+        </w:rPr>
+        <w:t xml:space="preserve">##      crim zn indus chas   nox    rm  age    dis rad tax ptratio  black lstat medv</w:t>
+      </w:r>
+      <w:r>
+        <w:br/>
+      </w:r>
+      <w:r>
+        <w:rPr>
+          <w:rStyle w:val="VerbatimChar"/>
+        </w:rPr>
+        <w:t xml:space="preserve">## 1 0.00632 18  2.31    0 0.538 6.575 65.2 4.0900   1 296    15.3 396.90  4.98 24.0</w:t>
+      </w:r>
+      <w:r>
+        <w:br/>
+      </w:r>
+      <w:r>
+        <w:rPr>
+          <w:rStyle w:val="VerbatimChar"/>
+        </w:rPr>
+        <w:t xml:space="preserve">## 2 0.02731  0  7.07    0 0.469 6.421 78.9 4.9671   2 242    17.8 396.90  9.14 21.6</w:t>
+      </w:r>
+      <w:r>
+        <w:br/>
+      </w:r>
+      <w:r>
+        <w:rPr>
+          <w:rStyle w:val="VerbatimChar"/>
+        </w:rPr>
+        <w:t xml:space="preserve">## 3 0.02729  0  7.07    0 0.469 7.185 61.1 4.9671   2 242    17.8 392.83  4.03 34.7</w:t>
+      </w:r>
+      <w:r>
+        <w:br/>
+      </w:r>
+      <w:r>
+        <w:rPr>
+          <w:rStyle w:val="VerbatimChar"/>
+        </w:rPr>
+        <w:t xml:space="preserve">## 4 0.03237  0  2.18    0 0.458 6.998 45.8 6.0622   3 222    18.7 394.63  2.94 33.4</w:t>
+      </w:r>
+      <w:r>
+        <w:br/>
+      </w:r>
+      <w:r>
+        <w:rPr>
+          <w:rStyle w:val="VerbatimChar"/>
+        </w:rPr>
+        <w:t xml:space="preserve">## 5 0.06905  0  2.18    0 0.458 7.147 54.2 6.0622   3 222    18.7 396.90  5.33 36.2</w:t>
+      </w:r>
+      <w:r>
+        <w:br/>
+      </w:r>
+      <w:r>
+        <w:rPr>
+          <w:rStyle w:val="VerbatimChar"/>
+        </w:rPr>
+        <w:t xml:space="preserve">## 6 0.02985  0  2.18    0 0.458 6.430 58.7 6.0622   3 222    18.7 394.12  5.21 28.7</w:t>
       </w:r>
     </w:p>
     <w:p>
@@ -430,45 +199,297 @@
       </w:pPr>
       <w:r>
         <w:rPr>
-          <w:rStyle w:val="VerbatimChar"/>
-        </w:rPr>
-        <w:t xml:space="preserve">## [1] "Sepal.Width"  "Petal.Length" "Petal.Width" </w:t>
-      </w:r>
-      <w:r>
-        <w:br/>
-      </w:r>
-      <w:r>
-        <w:rPr>
-          <w:rStyle w:val="VerbatimChar"/>
-        </w:rPr>
-        <w:t xml:space="preserve">##        feature score</w:t>
-      </w:r>
-      <w:r>
-        <w:br/>
-      </w:r>
-      <w:r>
-        <w:rPr>
-          <w:rStyle w:val="VerbatimChar"/>
-        </w:rPr>
-        <w:t xml:space="preserve">## 1  Sepal.Width     1</w:t>
-      </w:r>
-      <w:r>
-        <w:br/>
-      </w:r>
-      <w:r>
-        <w:rPr>
-          <w:rStyle w:val="VerbatimChar"/>
-        </w:rPr>
-        <w:t xml:space="preserve">## 2 Petal.Length     2</w:t>
-      </w:r>
-      <w:r>
-        <w:br/>
-      </w:r>
-      <w:r>
-        <w:rPr>
-          <w:rStyle w:val="VerbatimChar"/>
-        </w:rPr>
-        <w:t xml:space="preserve">## 3  Petal.Width     3</w:t>
+          <w:rStyle w:val="ControlFlowTok"/>
+        </w:rPr>
+        <w:t xml:space="preserve">if</w:t>
+      </w:r>
+      <w:r>
+        <w:rPr>
+          <w:rStyle w:val="NormalTok"/>
+        </w:rPr>
+        <w:t xml:space="preserve"> (</w:t>
+      </w:r>
+      <w:r>
+        <w:rPr>
+          <w:rStyle w:val="FunctionTok"/>
+        </w:rPr>
+        <w:t xml:space="preserve">requireNamespace</w:t>
+      </w:r>
+      <w:r>
+        <w:rPr>
+          <w:rStyle w:val="NormalTok"/>
+        </w:rPr>
+        <w:t xml:space="preserve">(</w:t>
+      </w:r>
+      <w:r>
+        <w:rPr>
+          <w:rStyle w:val="StringTok"/>
+        </w:rPr>
+        <w:t xml:space="preserve">"leaps"</w:t>
+      </w:r>
+      <w:r>
+        <w:rPr>
+          <w:rStyle w:val="NormalTok"/>
+        </w:rPr>
+        <w:t xml:space="preserve">, </w:t>
+      </w:r>
+      <w:r>
+        <w:rPr>
+          <w:rStyle w:val="AttributeTok"/>
+        </w:rPr>
+        <w:t xml:space="preserve">quietly =</w:t>
+      </w:r>
+      <w:r>
+        <w:rPr>
+          <w:rStyle w:val="NormalTok"/>
+        </w:rPr>
+        <w:t xml:space="preserve"> </w:t>
+      </w:r>
+      <w:r>
+        <w:rPr>
+          <w:rStyle w:val="ConstantTok"/>
+        </w:rPr>
+        <w:t xml:space="preserve">TRUE</w:t>
+      </w:r>
+      <w:r>
+        <w:rPr>
+          <w:rStyle w:val="NormalTok"/>
+        </w:rPr>
+        <w:t xml:space="preserve">)) {</w:t>
+      </w:r>
+      <w:r>
+        <w:br/>
+      </w:r>
+      <w:r>
+        <w:rPr>
+          <w:rStyle w:val="NormalTok"/>
+        </w:rPr>
+        <w:t xml:space="preserve">  fs </w:t>
+      </w:r>
+      <w:r>
+        <w:rPr>
+          <w:rStyle w:val="OtherTok"/>
+        </w:rPr>
+        <w:t xml:space="preserve">&lt;-</w:t>
+      </w:r>
+      <w:r>
+        <w:rPr>
+          <w:rStyle w:val="NormalTok"/>
+        </w:rPr>
+        <w:t xml:space="preserve"> </w:t>
+      </w:r>
+      <w:r>
+        <w:rPr>
+          <w:rStyle w:val="FunctionTok"/>
+        </w:rPr>
+        <w:t xml:space="preserve">feature_selection_fss</w:t>
+      </w:r>
+      <w:r>
+        <w:rPr>
+          <w:rStyle w:val="NormalTok"/>
+        </w:rPr>
+        <w:t xml:space="preserve">(</w:t>
+      </w:r>
+      <w:r>
+        <w:rPr>
+          <w:rStyle w:val="StringTok"/>
+        </w:rPr>
+        <w:t xml:space="preserve">"medv"</w:t>
+      </w:r>
+      <w:r>
+        <w:rPr>
+          <w:rStyle w:val="NormalTok"/>
+        </w:rPr>
+        <w:t xml:space="preserve">)</w:t>
+      </w:r>
+      <w:r>
+        <w:br/>
+      </w:r>
+      <w:r>
+        <w:rPr>
+          <w:rStyle w:val="NormalTok"/>
+        </w:rPr>
+        <w:t xml:space="preserve">  </w:t>
+      </w:r>
+      <w:r>
+        <w:rPr>
+          <w:rStyle w:val="FunctionTok"/>
+        </w:rPr>
+        <w:t xml:space="preserve">set_example_seed</w:t>
+      </w:r>
+      <w:r>
+        <w:rPr>
+          <w:rStyle w:val="NormalTok"/>
+        </w:rPr>
+        <w:t xml:space="preserve">()</w:t>
+      </w:r>
+      <w:r>
+        <w:br/>
+      </w:r>
+      <w:r>
+        <w:rPr>
+          <w:rStyle w:val="NormalTok"/>
+        </w:rPr>
+        <w:t xml:space="preserve">  fs </w:t>
+      </w:r>
+      <w:r>
+        <w:rPr>
+          <w:rStyle w:val="OtherTok"/>
+        </w:rPr>
+        <w:t xml:space="preserve">&lt;-</w:t>
+      </w:r>
+      <w:r>
+        <w:rPr>
+          <w:rStyle w:val="NormalTok"/>
+        </w:rPr>
+        <w:t xml:space="preserve"> </w:t>
+      </w:r>
+      <w:r>
+        <w:rPr>
+          <w:rStyle w:val="FunctionTok"/>
+        </w:rPr>
+        <w:t xml:space="preserve">fit</w:t>
+      </w:r>
+      <w:r>
+        <w:rPr>
+          <w:rStyle w:val="NormalTok"/>
+        </w:rPr>
+        <w:t xml:space="preserve">(fs, Boston)</w:t>
+      </w:r>
+      <w:r>
+        <w:br/>
+      </w:r>
+      <w:r>
+        <w:br/>
+      </w:r>
+      <w:r>
+        <w:rPr>
+          <w:rStyle w:val="NormalTok"/>
+        </w:rPr>
+        <w:t xml:space="preserve">  </w:t>
+      </w:r>
+      <w:r>
+        <w:rPr>
+          <w:rStyle w:val="FunctionTok"/>
+        </w:rPr>
+        <w:t xml:space="preserve">print</w:t>
+      </w:r>
+      <w:r>
+        <w:rPr>
+          <w:rStyle w:val="NormalTok"/>
+        </w:rPr>
+        <w:t xml:space="preserve">(fs</w:t>
+      </w:r>
+      <w:r>
+        <w:rPr>
+          <w:rStyle w:val="SpecialCharTok"/>
+        </w:rPr>
+        <w:t xml:space="preserve">$</w:t>
+      </w:r>
+      <w:r>
+        <w:rPr>
+          <w:rStyle w:val="NormalTok"/>
+        </w:rPr>
+        <w:t xml:space="preserve">selected)</w:t>
+      </w:r>
+      <w:r>
+        <w:br/>
+      </w:r>
+      <w:r>
+        <w:rPr>
+          <w:rStyle w:val="NormalTok"/>
+        </w:rPr>
+        <w:t xml:space="preserve">  </w:t>
+      </w:r>
+      <w:r>
+        <w:rPr>
+          <w:rStyle w:val="FunctionTok"/>
+        </w:rPr>
+        <w:t xml:space="preserve">print</w:t>
+      </w:r>
+      <w:r>
+        <w:rPr>
+          <w:rStyle w:val="NormalTok"/>
+        </w:rPr>
+        <w:t xml:space="preserve">(fs</w:t>
+      </w:r>
+      <w:r>
+        <w:rPr>
+          <w:rStyle w:val="SpecialCharTok"/>
+        </w:rPr>
+        <w:t xml:space="preserve">$</w:t>
+      </w:r>
+      <w:r>
+        <w:rPr>
+          <w:rStyle w:val="NormalTok"/>
+        </w:rPr>
+        <w:t xml:space="preserve">ranking)</w:t>
+      </w:r>
+      <w:r>
+        <w:br/>
+      </w:r>
+      <w:r>
+        <w:br/>
+      </w:r>
+      <w:r>
+        <w:rPr>
+          <w:rStyle w:val="NormalTok"/>
+        </w:rPr>
+        <w:t xml:space="preserve">  boston_fs </w:t>
+      </w:r>
+      <w:r>
+        <w:rPr>
+          <w:rStyle w:val="OtherTok"/>
+        </w:rPr>
+        <w:t xml:space="preserve">&lt;-</w:t>
+      </w:r>
+      <w:r>
+        <w:rPr>
+          <w:rStyle w:val="NormalTok"/>
+        </w:rPr>
+        <w:t xml:space="preserve"> </w:t>
+      </w:r>
+      <w:r>
+        <w:rPr>
+          <w:rStyle w:val="FunctionTok"/>
+        </w:rPr>
+        <w:t xml:space="preserve">transform</w:t>
+      </w:r>
+      <w:r>
+        <w:rPr>
+          <w:rStyle w:val="NormalTok"/>
+        </w:rPr>
+        <w:t xml:space="preserve">(fs, Boston)</w:t>
+      </w:r>
+      <w:r>
+        <w:br/>
+      </w:r>
+      <w:r>
+        <w:rPr>
+          <w:rStyle w:val="NormalTok"/>
+        </w:rPr>
+        <w:t xml:space="preserve">  </w:t>
+      </w:r>
+      <w:r>
+        <w:rPr>
+          <w:rStyle w:val="FunctionTok"/>
+        </w:rPr>
+        <w:t xml:space="preserve">head</w:t>
+      </w:r>
+      <w:r>
+        <w:rPr>
+          <w:rStyle w:val="NormalTok"/>
+        </w:rPr>
+        <w:t xml:space="preserve">(boston_fs)</w:t>
+      </w:r>
+      <w:r>
+        <w:br/>
+      </w:r>
+      <w:r>
+        <w:rPr>
+          <w:rStyle w:val="NormalTok"/>
+        </w:rPr>
+        <w:t xml:space="preserve">}</w:t>
       </w:r>
     </w:p>
     <w:p>
@@ -479,61 +500,180 @@
         <w:rPr>
           <w:rStyle w:val="VerbatimChar"/>
         </w:rPr>
-        <w:t xml:space="preserve">##   Sepal.Length Sepal.Width Petal.Length Petal.Width</w:t>
-      </w:r>
-      <w:r>
-        <w:br/>
-      </w:r>
-      <w:r>
-        <w:rPr>
-          <w:rStyle w:val="VerbatimChar"/>
-        </w:rPr>
-        <w:t xml:space="preserve">## 1          5.1         3.5          1.4         0.2</w:t>
-      </w:r>
-      <w:r>
-        <w:br/>
-      </w:r>
-      <w:r>
-        <w:rPr>
-          <w:rStyle w:val="VerbatimChar"/>
-        </w:rPr>
-        <w:t xml:space="preserve">## 2          4.9         3.0          1.4         0.2</w:t>
-      </w:r>
-      <w:r>
-        <w:br/>
-      </w:r>
-      <w:r>
-        <w:rPr>
-          <w:rStyle w:val="VerbatimChar"/>
-        </w:rPr>
-        <w:t xml:space="preserve">## 3          4.7         3.2          1.3         0.2</w:t>
-      </w:r>
-      <w:r>
-        <w:br/>
-      </w:r>
-      <w:r>
-        <w:rPr>
-          <w:rStyle w:val="VerbatimChar"/>
-        </w:rPr>
-        <w:t xml:space="preserve">## 4          4.6         3.1          1.5         0.2</w:t>
-      </w:r>
-      <w:r>
-        <w:br/>
-      </w:r>
-      <w:r>
-        <w:rPr>
-          <w:rStyle w:val="VerbatimChar"/>
-        </w:rPr>
-        <w:t xml:space="preserve">## 5          5.0         3.6          1.4         0.2</w:t>
-      </w:r>
-      <w:r>
-        <w:br/>
-      </w:r>
-      <w:r>
-        <w:rPr>
-          <w:rStyle w:val="VerbatimChar"/>
-        </w:rPr>
-        <w:t xml:space="preserve">## 6          5.4         3.9          1.7         0.4</w:t>
+        <w:t xml:space="preserve">##  [1] "crim"    "zn"      "chas"    "nox"     "rm"      "dis"     "rad"     "tax"     "ptratio" "black"   "lstat"  </w:t>
+      </w:r>
+      <w:r>
+        <w:br/>
+      </w:r>
+      <w:r>
+        <w:rPr>
+          <w:rStyle w:val="VerbatimChar"/>
+        </w:rPr>
+        <w:t xml:space="preserve">##    feature score</w:t>
+      </w:r>
+      <w:r>
+        <w:br/>
+      </w:r>
+      <w:r>
+        <w:rPr>
+          <w:rStyle w:val="VerbatimChar"/>
+        </w:rPr>
+        <w:t xml:space="preserve">## 1     crim     1</w:t>
+      </w:r>
+      <w:r>
+        <w:br/>
+      </w:r>
+      <w:r>
+        <w:rPr>
+          <w:rStyle w:val="VerbatimChar"/>
+        </w:rPr>
+        <w:t xml:space="preserve">## 2       zn     2</w:t>
+      </w:r>
+      <w:r>
+        <w:br/>
+      </w:r>
+      <w:r>
+        <w:rPr>
+          <w:rStyle w:val="VerbatimChar"/>
+        </w:rPr>
+        <w:t xml:space="preserve">## 3     chas     3</w:t>
+      </w:r>
+      <w:r>
+        <w:br/>
+      </w:r>
+      <w:r>
+        <w:rPr>
+          <w:rStyle w:val="VerbatimChar"/>
+        </w:rPr>
+        <w:t xml:space="preserve">## 4      nox     4</w:t>
+      </w:r>
+      <w:r>
+        <w:br/>
+      </w:r>
+      <w:r>
+        <w:rPr>
+          <w:rStyle w:val="VerbatimChar"/>
+        </w:rPr>
+        <w:t xml:space="preserve">## 5       rm     5</w:t>
+      </w:r>
+      <w:r>
+        <w:br/>
+      </w:r>
+      <w:r>
+        <w:rPr>
+          <w:rStyle w:val="VerbatimChar"/>
+        </w:rPr>
+        <w:t xml:space="preserve">## 6      dis     6</w:t>
+      </w:r>
+      <w:r>
+        <w:br/>
+      </w:r>
+      <w:r>
+        <w:rPr>
+          <w:rStyle w:val="VerbatimChar"/>
+        </w:rPr>
+        <w:t xml:space="preserve">## 7      rad     7</w:t>
+      </w:r>
+      <w:r>
+        <w:br/>
+      </w:r>
+      <w:r>
+        <w:rPr>
+          <w:rStyle w:val="VerbatimChar"/>
+        </w:rPr>
+        <w:t xml:space="preserve">## 8      tax     8</w:t>
+      </w:r>
+      <w:r>
+        <w:br/>
+      </w:r>
+      <w:r>
+        <w:rPr>
+          <w:rStyle w:val="VerbatimChar"/>
+        </w:rPr>
+        <w:t xml:space="preserve">## 9  ptratio     9</w:t>
+      </w:r>
+      <w:r>
+        <w:br/>
+      </w:r>
+      <w:r>
+        <w:rPr>
+          <w:rStyle w:val="VerbatimChar"/>
+        </w:rPr>
+        <w:t xml:space="preserve">## 10   black    10</w:t>
+      </w:r>
+      <w:r>
+        <w:br/>
+      </w:r>
+      <w:r>
+        <w:rPr>
+          <w:rStyle w:val="VerbatimChar"/>
+        </w:rPr>
+        <w:t xml:space="preserve">## 11   lstat    11</w:t>
+      </w:r>
+    </w:p>
+    <w:p>
+      <w:pPr>
+        <w:pStyle w:val="SourceCode"/>
+      </w:pPr>
+      <w:r>
+        <w:rPr>
+          <w:rStyle w:val="VerbatimChar"/>
+        </w:rPr>
+        <w:t xml:space="preserve">##   medv    crim zn chas   nox    rm    dis rad tax ptratio  black lstat</w:t>
+      </w:r>
+      <w:r>
+        <w:br/>
+      </w:r>
+      <w:r>
+        <w:rPr>
+          <w:rStyle w:val="VerbatimChar"/>
+        </w:rPr>
+        <w:t xml:space="preserve">## 1 24.0 0.00632 18    0 0.538 6.575 4.0900   1 296    15.3 396.90  4.98</w:t>
+      </w:r>
+      <w:r>
+        <w:br/>
+      </w:r>
+      <w:r>
+        <w:rPr>
+          <w:rStyle w:val="VerbatimChar"/>
+        </w:rPr>
+        <w:t xml:space="preserve">## 2 21.6 0.02731  0    0 0.469 6.421 4.9671   2 242    17.8 396.90  9.14</w:t>
+      </w:r>
+      <w:r>
+        <w:br/>
+      </w:r>
+      <w:r>
+        <w:rPr>
+          <w:rStyle w:val="VerbatimChar"/>
+        </w:rPr>
+        <w:t xml:space="preserve">## 3 34.7 0.02729  0    0 0.469 7.185 4.9671   2 242    17.8 392.83  4.03</w:t>
+      </w:r>
+      <w:r>
+        <w:br/>
+      </w:r>
+      <w:r>
+        <w:rPr>
+          <w:rStyle w:val="VerbatimChar"/>
+        </w:rPr>
+        <w:t xml:space="preserve">## 4 33.4 0.03237  0    0 0.458 6.998 6.0622   3 222    18.7 394.63  2.94</w:t>
+      </w:r>
+      <w:r>
+        <w:br/>
+      </w:r>
+      <w:r>
+        <w:rPr>
+          <w:rStyle w:val="VerbatimChar"/>
+        </w:rPr>
+        <w:t xml:space="preserve">## 5 36.2 0.06905  0    0 0.458 7.147 6.0622   3 222    18.7 396.90  5.33</w:t>
+      </w:r>
+      <w:r>
+        <w:br/>
+      </w:r>
+      <w:r>
+        <w:rPr>
+          <w:rStyle w:val="VerbatimChar"/>
+        </w:rPr>
+        <w:t xml:space="preserve">## 6 28.7 0.02985  0    0 0.458 6.430 6.0622   3 222    18.7 394.12  5.21</w:t>
       </w:r>
     </w:p>
     <w:p>

--- a/examples/transf/doc/64-feature-selection-fss.docx
+++ b/examples/transf/doc/64-feature-selection-fss.docx
@@ -199,21 +199,27 @@
       </w:pPr>
       <w:r>
         <w:rPr>
-          <w:rStyle w:val="ControlFlowTok"/>
-        </w:rPr>
-        <w:t xml:space="preserve">if</w:t>
-      </w:r>
-      <w:r>
-        <w:rPr>
-          <w:rStyle w:val="NormalTok"/>
-        </w:rPr>
-        <w:t xml:space="preserve"> (</w:t>
+          <w:rStyle w:val="NormalTok"/>
+        </w:rPr>
+        <w:t xml:space="preserve">fs </w:t>
+      </w:r>
+      <w:r>
+        <w:rPr>
+          <w:rStyle w:val="OtherTok"/>
+        </w:rPr>
+        <w:t xml:space="preserve">&lt;-</w:t>
+      </w:r>
+      <w:r>
+        <w:rPr>
+          <w:rStyle w:val="NormalTok"/>
+        </w:rPr>
+        <w:t xml:space="preserve"> </w:t>
       </w:r>
       <w:r>
         <w:rPr>
           <w:rStyle w:val="FunctionTok"/>
         </w:rPr>
-        <w:t xml:space="preserve">requireNamespace</w:t>
+        <w:t xml:space="preserve">feature_selection_fss</w:t>
       </w:r>
       <w:r>
         <w:rPr>
@@ -225,19 +231,43 @@
         <w:rPr>
           <w:rStyle w:val="StringTok"/>
         </w:rPr>
-        <w:t xml:space="preserve">"leaps"</w:t>
-      </w:r>
-      <w:r>
-        <w:rPr>
-          <w:rStyle w:val="NormalTok"/>
-        </w:rPr>
-        <w:t xml:space="preserve">, </w:t>
-      </w:r>
-      <w:r>
-        <w:rPr>
-          <w:rStyle w:val="AttributeTok"/>
-        </w:rPr>
-        <w:t xml:space="preserve">quietly =</w:t>
+        <w:t xml:space="preserve">"medv"</w:t>
+      </w:r>
+      <w:r>
+        <w:rPr>
+          <w:rStyle w:val="NormalTok"/>
+        </w:rPr>
+        <w:t xml:space="preserve">)</w:t>
+      </w:r>
+      <w:r>
+        <w:br/>
+      </w:r>
+      <w:r>
+        <w:rPr>
+          <w:rStyle w:val="FunctionTok"/>
+        </w:rPr>
+        <w:t xml:space="preserve">set_example_seed</w:t>
+      </w:r>
+      <w:r>
+        <w:rPr>
+          <w:rStyle w:val="NormalTok"/>
+        </w:rPr>
+        <w:t xml:space="preserve">()</w:t>
+      </w:r>
+      <w:r>
+        <w:br/>
+      </w:r>
+      <w:r>
+        <w:rPr>
+          <w:rStyle w:val="NormalTok"/>
+        </w:rPr>
+        <w:t xml:space="preserve">fs </w:t>
+      </w:r>
+      <w:r>
+        <w:rPr>
+          <w:rStyle w:val="OtherTok"/>
+        </w:rPr>
+        <w:t xml:space="preserve">&lt;-</w:t>
       </w:r>
       <w:r>
         <w:rPr>
@@ -247,131 +277,26 @@
       </w:r>
       <w:r>
         <w:rPr>
-          <w:rStyle w:val="ConstantTok"/>
-        </w:rPr>
-        <w:t xml:space="preserve">TRUE</w:t>
-      </w:r>
-      <w:r>
-        <w:rPr>
-          <w:rStyle w:val="NormalTok"/>
-        </w:rPr>
-        <w:t xml:space="preserve">)) {</w:t>
-      </w:r>
-      <w:r>
-        <w:br/>
-      </w:r>
-      <w:r>
-        <w:rPr>
-          <w:rStyle w:val="NormalTok"/>
-        </w:rPr>
-        <w:t xml:space="preserve">  fs </w:t>
-      </w:r>
-      <w:r>
-        <w:rPr>
-          <w:rStyle w:val="OtherTok"/>
-        </w:rPr>
-        <w:t xml:space="preserve">&lt;-</w:t>
-      </w:r>
-      <w:r>
-        <w:rPr>
-          <w:rStyle w:val="NormalTok"/>
-        </w:rPr>
-        <w:t xml:space="preserve"> </w:t>
-      </w:r>
-      <w:r>
-        <w:rPr>
           <w:rStyle w:val="FunctionTok"/>
         </w:rPr>
-        <w:t xml:space="preserve">feature_selection_fss</w:t>
-      </w:r>
-      <w:r>
-        <w:rPr>
-          <w:rStyle w:val="NormalTok"/>
-        </w:rPr>
-        <w:t xml:space="preserve">(</w:t>
-      </w:r>
-      <w:r>
-        <w:rPr>
-          <w:rStyle w:val="StringTok"/>
-        </w:rPr>
-        <w:t xml:space="preserve">"medv"</w:t>
-      </w:r>
-      <w:r>
-        <w:rPr>
-          <w:rStyle w:val="NormalTok"/>
-        </w:rPr>
-        <w:t xml:space="preserve">)</w:t>
-      </w:r>
-      <w:r>
-        <w:br/>
-      </w:r>
-      <w:r>
-        <w:rPr>
-          <w:rStyle w:val="NormalTok"/>
-        </w:rPr>
-        <w:t xml:space="preserve">  </w:t>
+        <w:t xml:space="preserve">fit</w:t>
+      </w:r>
+      <w:r>
+        <w:rPr>
+          <w:rStyle w:val="NormalTok"/>
+        </w:rPr>
+        <w:t xml:space="preserve">(fs, Boston)</w:t>
+      </w:r>
+      <w:r>
+        <w:br/>
+      </w:r>
+      <w:r>
+        <w:br/>
       </w:r>
       <w:r>
         <w:rPr>
           <w:rStyle w:val="FunctionTok"/>
         </w:rPr>
-        <w:t xml:space="preserve">set_example_seed</w:t>
-      </w:r>
-      <w:r>
-        <w:rPr>
-          <w:rStyle w:val="NormalTok"/>
-        </w:rPr>
-        <w:t xml:space="preserve">()</w:t>
-      </w:r>
-      <w:r>
-        <w:br/>
-      </w:r>
-      <w:r>
-        <w:rPr>
-          <w:rStyle w:val="NormalTok"/>
-        </w:rPr>
-        <w:t xml:space="preserve">  fs </w:t>
-      </w:r>
-      <w:r>
-        <w:rPr>
-          <w:rStyle w:val="OtherTok"/>
-        </w:rPr>
-        <w:t xml:space="preserve">&lt;-</w:t>
-      </w:r>
-      <w:r>
-        <w:rPr>
-          <w:rStyle w:val="NormalTok"/>
-        </w:rPr>
-        <w:t xml:space="preserve"> </w:t>
-      </w:r>
-      <w:r>
-        <w:rPr>
-          <w:rStyle w:val="FunctionTok"/>
-        </w:rPr>
-        <w:t xml:space="preserve">fit</w:t>
-      </w:r>
-      <w:r>
-        <w:rPr>
-          <w:rStyle w:val="NormalTok"/>
-        </w:rPr>
-        <w:t xml:space="preserve">(fs, Boston)</w:t>
-      </w:r>
-      <w:r>
-        <w:br/>
-      </w:r>
-      <w:r>
-        <w:br/>
-      </w:r>
-      <w:r>
-        <w:rPr>
-          <w:rStyle w:val="NormalTok"/>
-        </w:rPr>
-        <w:t xml:space="preserve">  </w:t>
-      </w:r>
-      <w:r>
-        <w:rPr>
-          <w:rStyle w:val="FunctionTok"/>
-        </w:rPr>
         <w:t xml:space="preserve">print</w:t>
       </w:r>
       <w:r>
@@ -391,105 +316,6 @@
           <w:rStyle w:val="NormalTok"/>
         </w:rPr>
         <w:t xml:space="preserve">selected)</w:t>
-      </w:r>
-      <w:r>
-        <w:br/>
-      </w:r>
-      <w:r>
-        <w:rPr>
-          <w:rStyle w:val="NormalTok"/>
-        </w:rPr>
-        <w:t xml:space="preserve">  </w:t>
-      </w:r>
-      <w:r>
-        <w:rPr>
-          <w:rStyle w:val="FunctionTok"/>
-        </w:rPr>
-        <w:t xml:space="preserve">print</w:t>
-      </w:r>
-      <w:r>
-        <w:rPr>
-          <w:rStyle w:val="NormalTok"/>
-        </w:rPr>
-        <w:t xml:space="preserve">(fs</w:t>
-      </w:r>
-      <w:r>
-        <w:rPr>
-          <w:rStyle w:val="SpecialCharTok"/>
-        </w:rPr>
-        <w:t xml:space="preserve">$</w:t>
-      </w:r>
-      <w:r>
-        <w:rPr>
-          <w:rStyle w:val="NormalTok"/>
-        </w:rPr>
-        <w:t xml:space="preserve">ranking)</w:t>
-      </w:r>
-      <w:r>
-        <w:br/>
-      </w:r>
-      <w:r>
-        <w:br/>
-      </w:r>
-      <w:r>
-        <w:rPr>
-          <w:rStyle w:val="NormalTok"/>
-        </w:rPr>
-        <w:t xml:space="preserve">  boston_fs </w:t>
-      </w:r>
-      <w:r>
-        <w:rPr>
-          <w:rStyle w:val="OtherTok"/>
-        </w:rPr>
-        <w:t xml:space="preserve">&lt;-</w:t>
-      </w:r>
-      <w:r>
-        <w:rPr>
-          <w:rStyle w:val="NormalTok"/>
-        </w:rPr>
-        <w:t xml:space="preserve"> </w:t>
-      </w:r>
-      <w:r>
-        <w:rPr>
-          <w:rStyle w:val="FunctionTok"/>
-        </w:rPr>
-        <w:t xml:space="preserve">transform</w:t>
-      </w:r>
-      <w:r>
-        <w:rPr>
-          <w:rStyle w:val="NormalTok"/>
-        </w:rPr>
-        <w:t xml:space="preserve">(fs, Boston)</w:t>
-      </w:r>
-      <w:r>
-        <w:br/>
-      </w:r>
-      <w:r>
-        <w:rPr>
-          <w:rStyle w:val="NormalTok"/>
-        </w:rPr>
-        <w:t xml:space="preserve">  </w:t>
-      </w:r>
-      <w:r>
-        <w:rPr>
-          <w:rStyle w:val="FunctionTok"/>
-        </w:rPr>
-        <w:t xml:space="preserve">head</w:t>
-      </w:r>
-      <w:r>
-        <w:rPr>
-          <w:rStyle w:val="NormalTok"/>
-        </w:rPr>
-        <w:t xml:space="preserve">(boston_fs)</w:t>
-      </w:r>
-      <w:r>
-        <w:br/>
-      </w:r>
-      <w:r>
-        <w:rPr>
-          <w:rStyle w:val="NormalTok"/>
-        </w:rPr>
-        <w:t xml:space="preserve">}</w:t>
       </w:r>
     </w:p>
     <w:p>
@@ -500,11 +326,42 @@
         <w:rPr>
           <w:rStyle w:val="VerbatimChar"/>
         </w:rPr>
-        <w:t xml:space="preserve">##  [1] "crim"    "zn"      "chas"    "nox"     "rm"      "dis"     "rad"     "tax"     "ptratio" "black"   "lstat"  </w:t>
-      </w:r>
-      <w:r>
-        <w:br/>
-      </w:r>
+        <w:t xml:space="preserve">##  [1] "crim"    "zn"      "chas"    "nox"     "rm"      "dis"     "rad"     "tax"     "ptratio" "black"   "lstat"</w:t>
+      </w:r>
+    </w:p>
+    <w:p>
+      <w:pPr>
+        <w:pStyle w:val="SourceCode"/>
+      </w:pPr>
+      <w:r>
+        <w:rPr>
+          <w:rStyle w:val="FunctionTok"/>
+        </w:rPr>
+        <w:t xml:space="preserve">print</w:t>
+      </w:r>
+      <w:r>
+        <w:rPr>
+          <w:rStyle w:val="NormalTok"/>
+        </w:rPr>
+        <w:t xml:space="preserve">(fs</w:t>
+      </w:r>
+      <w:r>
+        <w:rPr>
+          <w:rStyle w:val="SpecialCharTok"/>
+        </w:rPr>
+        <w:t xml:space="preserve">$</w:t>
+      </w:r>
+      <w:r>
+        <w:rPr>
+          <w:rStyle w:val="NormalTok"/>
+        </w:rPr>
+        <w:t xml:space="preserve">ranking)</w:t>
+      </w:r>
+    </w:p>
+    <w:p>
+      <w:pPr>
+        <w:pStyle w:val="SourceCode"/>
+      </w:pPr>
       <w:r>
         <w:rPr>
           <w:rStyle w:val="VerbatimChar"/>
@@ -609,6 +466,56 @@
           <w:rStyle w:val="VerbatimChar"/>
         </w:rPr>
         <w:t xml:space="preserve">## 11   lstat    11</w:t>
+      </w:r>
+    </w:p>
+    <w:p>
+      <w:pPr>
+        <w:pStyle w:val="SourceCode"/>
+      </w:pPr>
+      <w:r>
+        <w:rPr>
+          <w:rStyle w:val="NormalTok"/>
+        </w:rPr>
+        <w:t xml:space="preserve">boston_fs </w:t>
+      </w:r>
+      <w:r>
+        <w:rPr>
+          <w:rStyle w:val="OtherTok"/>
+        </w:rPr>
+        <w:t xml:space="preserve">&lt;-</w:t>
+      </w:r>
+      <w:r>
+        <w:rPr>
+          <w:rStyle w:val="NormalTok"/>
+        </w:rPr>
+        <w:t xml:space="preserve"> </w:t>
+      </w:r>
+      <w:r>
+        <w:rPr>
+          <w:rStyle w:val="FunctionTok"/>
+        </w:rPr>
+        <w:t xml:space="preserve">transform</w:t>
+      </w:r>
+      <w:r>
+        <w:rPr>
+          <w:rStyle w:val="NormalTok"/>
+        </w:rPr>
+        <w:t xml:space="preserve">(fs, Boston)</w:t>
+      </w:r>
+      <w:r>
+        <w:br/>
+      </w:r>
+      <w:r>
+        <w:rPr>
+          <w:rStyle w:val="FunctionTok"/>
+        </w:rPr>
+        <w:t xml:space="preserve">head</w:t>
+      </w:r>
+      <w:r>
+        <w:rPr>
+          <w:rStyle w:val="NormalTok"/>
+        </w:rPr>
+        <w:t xml:space="preserve">(boston_fs)</w:t>
       </w:r>
     </w:p>
     <w:p>
